--- a/SEM 7/SAD/Documentation/SADEXP9.docx
+++ b/SEM 7/SAD/Documentation/SADEXP9.docx
@@ -4,16 +4,2816 @@
   <w:body>
     <w:p>
       <w:pPr>
+        <w:pStyle w:val="Heading"/>
+        <w:rPr>
+          <w:noProof/>
+        </w:rPr>
+      </w:pPr>
+      <w:bookmarkStart w:id="0" w:name="_Hlk241624811"/>
+      <w:bookmarkEnd w:id="0"/>
+      <w:r>
+        <w:rPr>
+          <w:noProof/>
+        </w:rPr>
+        <w:t xml:space="preserve">Aim: </w:t>
+      </w:r>
+      <w:r>
+        <w:rPr>
+          <w:noProof/>
+        </w:rPr>
+        <w:t>Exploring packet sniffing using Wireshark</w:t>
+      </w:r>
+    </w:p>
+    <w:p>
+      <w:pPr>
+        <w:pStyle w:val="Seperator"/>
+        <w:rPr>
+          <w:noProof/>
+        </w:rPr>
+      </w:pPr>
+    </w:p>
+    <w:p>
+      <w:pPr>
+        <w:pStyle w:val="Heading"/>
+        <w:rPr>
+          <w:noProof/>
+        </w:rPr>
+      </w:pPr>
+      <w:r>
+        <w:rPr>
+          <w:noProof/>
+        </w:rPr>
+        <w:t xml:space="preserve">What is </w:t>
+      </w:r>
+      <w:r>
+        <w:rPr>
+          <w:noProof/>
+        </w:rPr>
+        <w:t>Packet Sniffing</w:t>
+      </w:r>
+      <w:r>
+        <w:rPr>
+          <w:noProof/>
+        </w:rPr>
+        <w:t>?</w:t>
+      </w:r>
+    </w:p>
+    <w:p>
+      <w:pPr>
         <w:pStyle w:val="Text"/>
-      </w:pPr>
+        <w:rPr>
+          <w:noProof/>
+        </w:rPr>
+      </w:pPr>
+      <w:r>
+        <w:rPr>
+          <w:noProof/>
+        </w:rPr>
+        <w:t>Packet sniffing (also called packet capturing or network analysis) is the process of intercepting, capturing, and inspecting data packets that travel across a network. Every piece of data transmitted over a network whether a web page request, an email, or a file transfer is broken down into smaller units called packets before being sent. A packet sniffer captures these packets as they pass through a network interface, allowing an analyst to examine their contents, structure, and behavior.</w:t>
+      </w:r>
+    </w:p>
+    <w:p>
+      <w:pPr>
+        <w:pStyle w:val="Seperator"/>
+        <w:rPr>
+          <w:noProof/>
+        </w:rPr>
+      </w:pPr>
+    </w:p>
+    <w:p>
+      <w:pPr>
+        <w:pStyle w:val="Heading"/>
+        <w:rPr>
+          <w:noProof/>
+        </w:rPr>
+      </w:pPr>
+      <w:r>
+        <w:rPr>
+          <w:noProof/>
+        </w:rPr>
+        <w:t xml:space="preserve">What is </w:t>
+      </w:r>
+      <w:r>
+        <w:rPr>
+          <w:noProof/>
+        </w:rPr>
+        <w:t xml:space="preserve">Packet sniffing is </w:t>
+      </w:r>
+      <w:r>
+        <w:rPr>
+          <w:noProof/>
+        </w:rPr>
+        <w:t>used for?</w:t>
+      </w:r>
+    </w:p>
+    <w:p>
+      <w:pPr>
+        <w:pStyle w:val="CList"/>
+        <w:rPr>
+          <w:noProof/>
+        </w:rPr>
+      </w:pPr>
+      <w:r>
+        <w:rPr>
+          <w:b/>
+          <w:bCs/>
+          <w:noProof/>
+        </w:rPr>
+        <w:t>Network troubleshooting</w:t>
+      </w:r>
+      <w:r>
+        <w:rPr>
+          <w:b/>
+          <w:bCs/>
+          <w:noProof/>
+        </w:rPr>
+        <w:t>:</w:t>
+      </w:r>
+      <w:r>
+        <w:rPr>
+          <w:noProof/>
+        </w:rPr>
+        <w:t xml:space="preserve"> Diagnosing latency, dropped packets, and connectivity issues.</w:t>
+      </w:r>
+    </w:p>
+    <w:p>
+      <w:pPr>
+        <w:pStyle w:val="CList"/>
+        <w:rPr>
+          <w:noProof/>
+        </w:rPr>
+      </w:pPr>
+      <w:r>
+        <w:rPr>
+          <w:b/>
+          <w:bCs/>
+          <w:noProof/>
+        </w:rPr>
+        <w:t>Security</w:t>
+      </w:r>
+      <w:r>
+        <w:rPr>
+          <w:noProof/>
+        </w:rPr>
+        <w:t xml:space="preserve"> </w:t>
+      </w:r>
+      <w:r>
+        <w:rPr>
+          <w:b/>
+          <w:bCs/>
+          <w:noProof/>
+        </w:rPr>
+        <w:t>analysis</w:t>
+      </w:r>
+      <w:r>
+        <w:rPr>
+          <w:noProof/>
+        </w:rPr>
+        <w:t>:</w:t>
+      </w:r>
+      <w:r>
+        <w:rPr>
+          <w:noProof/>
+        </w:rPr>
+        <w:t xml:space="preserve"> Detecting intrusions, malware communication, and suspicious traffic.</w:t>
+      </w:r>
+    </w:p>
+    <w:p>
+      <w:pPr>
+        <w:pStyle w:val="CList"/>
+        <w:rPr>
+          <w:noProof/>
+        </w:rPr>
+      </w:pPr>
+      <w:r>
+        <w:rPr>
+          <w:b/>
+          <w:bCs/>
+          <w:noProof/>
+        </w:rPr>
+        <w:t>Performance</w:t>
+      </w:r>
+      <w:r>
+        <w:rPr>
+          <w:noProof/>
+        </w:rPr>
+        <w:t xml:space="preserve"> </w:t>
+      </w:r>
+      <w:r>
+        <w:rPr>
+          <w:b/>
+          <w:bCs/>
+          <w:noProof/>
+        </w:rPr>
+        <w:t>monitoring</w:t>
+      </w:r>
+      <w:r>
+        <w:rPr>
+          <w:noProof/>
+        </w:rPr>
+        <w:t>:</w:t>
+      </w:r>
+      <w:r>
+        <w:rPr>
+          <w:noProof/>
+        </w:rPr>
+        <w:t xml:space="preserve"> Measuring bandwidth usage and identifying bottlenecks.</w:t>
+      </w:r>
+    </w:p>
+    <w:p>
+      <w:pPr>
+        <w:pStyle w:val="CList"/>
+        <w:rPr>
+          <w:noProof/>
+        </w:rPr>
+      </w:pPr>
+      <w:r>
+        <w:rPr>
+          <w:b/>
+          <w:bCs/>
+          <w:noProof/>
+        </w:rPr>
+        <w:t>Protocol</w:t>
+      </w:r>
+      <w:r>
+        <w:rPr>
+          <w:noProof/>
+        </w:rPr>
+        <w:t xml:space="preserve"> </w:t>
+      </w:r>
+      <w:r>
+        <w:rPr>
+          <w:b/>
+          <w:bCs/>
+          <w:noProof/>
+        </w:rPr>
+        <w:t>learning</w:t>
+      </w:r>
+      <w:r>
+        <w:rPr>
+          <w:noProof/>
+        </w:rPr>
+        <w:t>:</w:t>
+      </w:r>
+      <w:r>
+        <w:rPr>
+          <w:noProof/>
+        </w:rPr>
+        <w:t xml:space="preserve"> Understanding how protocols like </w:t>
+      </w:r>
+      <w:r>
+        <w:rPr>
+          <w:rStyle w:val="CodeChar"/>
+        </w:rPr>
+        <w:t xml:space="preserve">TCP, HTTP, and DNS </w:t>
+      </w:r>
+      <w:r>
+        <w:rPr>
+          <w:noProof/>
+        </w:rPr>
+        <w:t>actually work.</w:t>
+      </w:r>
+    </w:p>
+    <w:p>
+      <w:pPr>
+        <w:pStyle w:val="CList"/>
+        <w:rPr>
+          <w:noProof/>
+        </w:rPr>
+      </w:pPr>
+      <w:r>
+        <w:rPr>
+          <w:b/>
+          <w:bCs/>
+          <w:noProof/>
+        </w:rPr>
+        <w:t>Forensics</w:t>
+      </w:r>
+      <w:r>
+        <w:rPr>
+          <w:noProof/>
+        </w:rPr>
+        <w:t xml:space="preserve">: </w:t>
+      </w:r>
+      <w:r>
+        <w:rPr>
+          <w:noProof/>
+        </w:rPr>
+        <w:t>Investigating security incidents after they occur.</w:t>
+      </w:r>
+    </w:p>
+    <w:p>
+      <w:pPr>
+        <w:pStyle w:val="Seperator"/>
+        <w:rPr>
+          <w:noProof/>
+        </w:rPr>
+      </w:pPr>
+    </w:p>
+    <w:p>
+      <w:pPr>
+        <w:pStyle w:val="Heading"/>
+        <w:rPr>
+          <w:noProof/>
+        </w:rPr>
+      </w:pPr>
+      <w:r>
+        <w:rPr>
+          <w:noProof/>
+        </w:rPr>
+        <w:t>What is Wireshark?</w:t>
+      </w:r>
+    </w:p>
+    <w:p>
+      <w:pPr>
+        <w:pStyle w:val="Text"/>
+      </w:pPr>
+      <w:r>
+        <w:t>Wireshark is a free, open-source, cross-platform network protocol analyzer. It is the most widely used packet sniffer in the world, used by network administrators, security professionals, developers, and students. It allows users to:</w:t>
+      </w:r>
+    </w:p>
+    <w:p>
+      <w:pPr>
+        <w:pStyle w:val="CList"/>
+        <w:rPr>
+          <w:noProof/>
+        </w:rPr>
+      </w:pPr>
+      <w:r>
+        <w:rPr>
+          <w:noProof/>
+        </w:rPr>
+        <w:t>Capture live traffic from a network interface in real time.</w:t>
+      </w:r>
+    </w:p>
+    <w:p>
+      <w:pPr>
+        <w:pStyle w:val="CList"/>
+        <w:rPr>
+          <w:noProof/>
+        </w:rPr>
+      </w:pPr>
+      <w:r>
+        <w:rPr>
+          <w:noProof/>
+        </w:rPr>
+        <w:t>Open and analyze previously saved capture files (`.</w:t>
+      </w:r>
+      <w:r>
+        <w:rPr>
+          <w:rStyle w:val="CodeChar"/>
+        </w:rPr>
+        <w:t>pcap</w:t>
+      </w:r>
+      <w:r>
+        <w:rPr>
+          <w:noProof/>
+        </w:rPr>
+        <w:t>`, `.</w:t>
+      </w:r>
+      <w:r>
+        <w:rPr>
+          <w:rStyle w:val="CodeChar"/>
+        </w:rPr>
+        <w:t>pcapng</w:t>
+      </w:r>
+      <w:r>
+        <w:rPr>
+          <w:noProof/>
+        </w:rPr>
+        <w:t>`).</w:t>
+      </w:r>
+    </w:p>
+    <w:p>
+      <w:pPr>
+        <w:pStyle w:val="CList"/>
+        <w:rPr>
+          <w:noProof/>
+        </w:rPr>
+      </w:pPr>
+      <w:r>
+        <w:rPr>
+          <w:noProof/>
+        </w:rPr>
+        <w:t>Inspect packets at a deep level</w:t>
+      </w:r>
+      <w:r>
+        <w:rPr>
+          <w:noProof/>
+        </w:rPr>
+        <w:t>,</w:t>
+      </w:r>
+      <w:r>
+        <w:rPr>
+          <w:noProof/>
+        </w:rPr>
+        <w:t xml:space="preserve"> from the frame up through the application layer.</w:t>
+      </w:r>
+    </w:p>
+    <w:p>
+      <w:pPr>
+        <w:pStyle w:val="CList"/>
+        <w:rPr>
+          <w:noProof/>
+        </w:rPr>
+      </w:pPr>
+      <w:r>
+        <w:rPr>
+          <w:noProof/>
+        </w:rPr>
+        <w:t>Apply filters to isolate specific traffic of interest.</w:t>
+      </w:r>
+    </w:p>
+    <w:p>
+      <w:pPr>
+        <w:pStyle w:val="CList"/>
+        <w:rPr>
+          <w:noProof/>
+        </w:rPr>
+      </w:pPr>
+      <w:r>
+        <w:rPr>
+          <w:noProof/>
+        </w:rPr>
+        <w:t xml:space="preserve">Reconstruct data streams (e.g., follow a </w:t>
+      </w:r>
+      <w:r>
+        <w:rPr>
+          <w:rStyle w:val="CodeChar"/>
+        </w:rPr>
+        <w:t>TCP</w:t>
+      </w:r>
+      <w:r>
+        <w:rPr>
+          <w:noProof/>
+        </w:rPr>
+        <w:t xml:space="preserve"> stream, extract files).</w:t>
+      </w:r>
+    </w:p>
+    <w:p>
+      <w:pPr>
+        <w:pStyle w:val="Seperator"/>
+        <w:rPr>
+          <w:noProof/>
+        </w:rPr>
+      </w:pPr>
+    </w:p>
+    <w:p>
+      <w:pPr>
+        <w:pStyle w:val="Heading"/>
+        <w:rPr>
+          <w:noProof/>
+        </w:rPr>
+      </w:pPr>
+      <w:r>
+        <w:rPr>
+          <w:noProof/>
+        </w:rPr>
+        <w:t xml:space="preserve">How </w:t>
+      </w:r>
+      <w:r>
+        <w:rPr>
+          <w:noProof/>
+        </w:rPr>
+        <w:t xml:space="preserve">does </w:t>
+      </w:r>
+      <w:r>
+        <w:rPr>
+          <w:noProof/>
+        </w:rPr>
+        <w:t>Packet Sniffing Works</w:t>
+      </w:r>
+      <w:r>
+        <w:rPr>
+          <w:noProof/>
+        </w:rPr>
+        <w:t>?</w:t>
+      </w:r>
+    </w:p>
+    <w:p>
+      <w:pPr>
+        <w:pStyle w:val="Text"/>
+        <w:rPr>
+          <w:noProof/>
+        </w:rPr>
+      </w:pPr>
+      <w:r>
+        <w:rPr>
+          <w:noProof/>
+        </w:rPr>
+        <w:t>A network interface card (NIC) normally operates in one of two modes:</w:t>
+      </w:r>
+    </w:p>
+    <w:tbl>
+      <w:tblPr>
+        <w:tblStyle w:val="TableGrid"/>
+        <w:tblW w:w="0" w:type="auto"/>
+        <w:tblCellMar>
+          <w:top w:w="142" w:type="dxa"/>
+          <w:left w:w="142" w:type="dxa"/>
+          <w:bottom w:w="142" w:type="dxa"/>
+          <w:right w:w="142" w:type="dxa"/>
+        </w:tblCellMar>
+        <w:tblLook w:val="04A0" w:firstRow="1" w:lastRow="0" w:firstColumn="1" w:lastColumn="0" w:noHBand="0" w:noVBand="1"/>
+      </w:tblPr>
+      <w:tblGrid>
+        <w:gridCol w:w="2972"/>
+        <w:gridCol w:w="6764"/>
+      </w:tblGrid>
+      <w:tr>
+        <w:tc>
+          <w:tcPr>
+            <w:tcW w:w="2972" w:type="dxa"/>
+          </w:tcPr>
+          <w:p>
+            <w:pPr>
+              <w:pStyle w:val="Text"/>
+              <w:rPr>
+                <w:b/>
+                <w:bCs/>
+                <w:noProof/>
+              </w:rPr>
+            </w:pPr>
+            <w:r>
+              <w:rPr>
+                <w:b/>
+                <w:bCs/>
+                <w:noProof/>
+              </w:rPr>
+              <w:t xml:space="preserve">Mode </w:t>
+            </w:r>
+          </w:p>
+        </w:tc>
+        <w:tc>
+          <w:tcPr>
+            <w:tcW w:w="6764" w:type="dxa"/>
+          </w:tcPr>
+          <w:p>
+            <w:pPr>
+              <w:pStyle w:val="Text"/>
+              <w:rPr>
+                <w:b/>
+                <w:bCs/>
+                <w:noProof/>
+              </w:rPr>
+            </w:pPr>
+            <w:r>
+              <w:rPr>
+                <w:b/>
+                <w:bCs/>
+                <w:noProof/>
+              </w:rPr>
+              <w:t xml:space="preserve"> Behavior </w:t>
+            </w:r>
+          </w:p>
+        </w:tc>
+      </w:tr>
+      <w:tr>
+        <w:tc>
+          <w:tcPr>
+            <w:tcW w:w="2972" w:type="dxa"/>
+          </w:tcPr>
+          <w:p>
+            <w:pPr>
+              <w:pStyle w:val="Text"/>
+              <w:rPr>
+                <w:noProof/>
+              </w:rPr>
+            </w:pPr>
+            <w:r>
+              <w:rPr>
+                <w:noProof/>
+              </w:rPr>
+              <w:t xml:space="preserve">Promiscuous Mode </w:t>
+            </w:r>
+          </w:p>
+        </w:tc>
+        <w:tc>
+          <w:tcPr>
+            <w:tcW w:w="6764" w:type="dxa"/>
+          </w:tcPr>
+          <w:p>
+            <w:pPr>
+              <w:pStyle w:val="Text"/>
+              <w:rPr>
+                <w:noProof/>
+              </w:rPr>
+            </w:pPr>
+            <w:r>
+              <w:rPr>
+                <w:noProof/>
+              </w:rPr>
+              <w:t xml:space="preserve"> The NIC captures all packets on the network segment, not just those addressed to it. </w:t>
+            </w:r>
+          </w:p>
+        </w:tc>
+      </w:tr>
+      <w:tr>
+        <w:tc>
+          <w:tcPr>
+            <w:tcW w:w="2972" w:type="dxa"/>
+          </w:tcPr>
+          <w:p>
+            <w:pPr>
+              <w:pStyle w:val="Text"/>
+              <w:rPr>
+                <w:noProof/>
+              </w:rPr>
+            </w:pPr>
+            <w:r>
+              <w:rPr>
+                <w:noProof/>
+              </w:rPr>
+              <w:t xml:space="preserve">Monitor Mode </w:t>
+            </w:r>
+          </w:p>
+        </w:tc>
+        <w:tc>
+          <w:tcPr>
+            <w:tcW w:w="6764" w:type="dxa"/>
+          </w:tcPr>
+          <w:p>
+            <w:pPr>
+              <w:pStyle w:val="Text"/>
+              <w:rPr>
+                <w:noProof/>
+              </w:rPr>
+            </w:pPr>
+            <w:r>
+              <w:rPr>
+                <w:noProof/>
+              </w:rPr>
+              <w:t xml:space="preserve"> Used for wireless interfaces; captures all 802.11 frames without associating to a network. </w:t>
+            </w:r>
+          </w:p>
+        </w:tc>
+      </w:tr>
+    </w:tbl>
+    <w:p>
+      <w:pPr>
+        <w:pStyle w:val="Seperator"/>
+        <w:rPr>
+          <w:noProof/>
+        </w:rPr>
+      </w:pPr>
+    </w:p>
+    <w:p>
+      <w:pPr>
+        <w:pStyle w:val="Seperator"/>
+        <w:rPr>
+          <w:noProof/>
+        </w:rPr>
+      </w:pPr>
+    </w:p>
+    <w:p>
+      <w:pPr>
+        <w:pStyle w:val="Seperator"/>
+        <w:rPr>
+          <w:noProof/>
+        </w:rPr>
+      </w:pPr>
+    </w:p>
+    <w:p>
+      <w:pPr>
+        <w:pStyle w:val="Seperator"/>
+        <w:rPr>
+          <w:noProof/>
+        </w:rPr>
+      </w:pPr>
+    </w:p>
+    <w:p>
+      <w:pPr>
+        <w:pStyle w:val="Seperator"/>
+        <w:rPr>
+          <w:noProof/>
+        </w:rPr>
+      </w:pPr>
+    </w:p>
+    <w:p>
+      <w:pPr>
+        <w:pStyle w:val="Seperator"/>
+        <w:rPr>
+          <w:noProof/>
+        </w:rPr>
+      </w:pPr>
+    </w:p>
+    <w:p>
+      <w:pPr>
+        <w:pStyle w:val="Heading"/>
+        <w:rPr>
+          <w:noProof/>
+        </w:rPr>
+      </w:pPr>
+      <w:r>
+        <w:rPr>
+          <w:noProof/>
+        </w:rPr>
+        <w:lastRenderedPageBreak/>
+        <w:t>What are the</w:t>
+      </w:r>
+      <w:r>
+        <w:rPr>
+          <w:noProof/>
+        </w:rPr>
+        <w:t xml:space="preserve"> Common Protocols</w:t>
+      </w:r>
+      <w:r>
+        <w:rPr>
+          <w:noProof/>
+        </w:rPr>
+        <w:t xml:space="preserve"> </w:t>
+      </w:r>
+      <w:r>
+        <w:rPr>
+          <w:noProof/>
+        </w:rPr>
+        <w:t>in Wireshark</w:t>
+      </w:r>
+      <w:r>
+        <w:rPr>
+          <w:noProof/>
+        </w:rPr>
+        <w:t>?</w:t>
+      </w:r>
+    </w:p>
+    <w:p>
+      <w:pPr>
+        <w:pStyle w:val="CList"/>
+        <w:rPr>
+          <w:noProof/>
+        </w:rPr>
+      </w:pPr>
+      <w:r>
+        <w:rPr>
+          <w:rStyle w:val="CodeChar"/>
+        </w:rPr>
+        <w:t>ARP</w:t>
+      </w:r>
+      <w:r>
+        <w:rPr>
+          <w:noProof/>
+        </w:rPr>
+        <w:t>:</w:t>
+      </w:r>
+      <w:r>
+        <w:rPr>
+          <w:noProof/>
+        </w:rPr>
+        <w:t xml:space="preserve"> Resolves </w:t>
+      </w:r>
+      <w:r>
+        <w:rPr>
+          <w:rStyle w:val="CodeChar"/>
+        </w:rPr>
+        <w:t>IP</w:t>
+      </w:r>
+      <w:r>
+        <w:rPr>
+          <w:noProof/>
+        </w:rPr>
+        <w:t xml:space="preserve"> addresses to </w:t>
+      </w:r>
+      <w:r>
+        <w:rPr>
+          <w:rStyle w:val="CodeChar"/>
+        </w:rPr>
+        <w:t>MAC</w:t>
+      </w:r>
+      <w:r>
+        <w:rPr>
+          <w:noProof/>
+        </w:rPr>
+        <w:t xml:space="preserve"> addresses.</w:t>
+      </w:r>
+    </w:p>
+    <w:p>
+      <w:pPr>
+        <w:pStyle w:val="CList"/>
+        <w:rPr>
+          <w:noProof/>
+        </w:rPr>
+      </w:pPr>
+      <w:r>
+        <w:rPr>
+          <w:rStyle w:val="CodeChar"/>
+        </w:rPr>
+        <w:t>ICMP</w:t>
+      </w:r>
+      <w:r>
+        <w:rPr>
+          <w:noProof/>
+        </w:rPr>
+        <w:t>:</w:t>
+      </w:r>
+      <w:r>
+        <w:rPr>
+          <w:noProof/>
+        </w:rPr>
+        <w:t xml:space="preserve"> Used by `</w:t>
+      </w:r>
+      <w:r>
+        <w:rPr>
+          <w:rStyle w:val="CodeChar"/>
+        </w:rPr>
+        <w:t>ping</w:t>
+      </w:r>
+      <w:r>
+        <w:rPr>
+          <w:noProof/>
+        </w:rPr>
+        <w:t>` and `</w:t>
+      </w:r>
+      <w:r>
+        <w:rPr>
+          <w:rStyle w:val="CodeChar"/>
+        </w:rPr>
+        <w:t>traceroute</w:t>
+      </w:r>
+      <w:r>
+        <w:rPr>
+          <w:noProof/>
+        </w:rPr>
+        <w:t>`.</w:t>
+      </w:r>
+    </w:p>
+    <w:p>
+      <w:pPr>
+        <w:pStyle w:val="CList"/>
+        <w:rPr>
+          <w:noProof/>
+        </w:rPr>
+      </w:pPr>
+      <w:r>
+        <w:rPr>
+          <w:rStyle w:val="CodeChar"/>
+        </w:rPr>
+        <w:t>DNS</w:t>
+      </w:r>
+      <w:r>
+        <w:rPr>
+          <w:noProof/>
+        </w:rPr>
+        <w:t>:</w:t>
+      </w:r>
+      <w:r>
+        <w:rPr>
+          <w:noProof/>
+        </w:rPr>
+        <w:t xml:space="preserve"> Resolves domain names to </w:t>
+      </w:r>
+      <w:r>
+        <w:rPr>
+          <w:rStyle w:val="CodeChar"/>
+        </w:rPr>
+        <w:t>IP</w:t>
+      </w:r>
+      <w:r>
+        <w:rPr>
+          <w:noProof/>
+        </w:rPr>
+        <w:t xml:space="preserve"> addresses (usually </w:t>
+      </w:r>
+      <w:r>
+        <w:rPr>
+          <w:rStyle w:val="CodeChar"/>
+        </w:rPr>
+        <w:t>UDP</w:t>
+      </w:r>
+      <w:r>
+        <w:rPr>
+          <w:noProof/>
+        </w:rPr>
+        <w:t xml:space="preserve"> port 53).</w:t>
+      </w:r>
+    </w:p>
+    <w:p>
+      <w:pPr>
+        <w:pStyle w:val="CList"/>
+        <w:rPr>
+          <w:noProof/>
+        </w:rPr>
+      </w:pPr>
+      <w:r>
+        <w:rPr>
+          <w:rStyle w:val="CodeChar"/>
+        </w:rPr>
+        <w:t>TCP</w:t>
+      </w:r>
+      <w:r>
+        <w:rPr>
+          <w:noProof/>
+        </w:rPr>
+        <w:t>:</w:t>
+      </w:r>
+      <w:r>
+        <w:rPr>
+          <w:noProof/>
+        </w:rPr>
+        <w:t xml:space="preserve"> Connection-oriented transport; observed via the 3-way handshake (</w:t>
+      </w:r>
+      <w:r>
+        <w:rPr>
+          <w:rStyle w:val="CodeChar"/>
+        </w:rPr>
+        <w:t>SYN, SYN-ACK, ACK</w:t>
+      </w:r>
+      <w:r>
+        <w:rPr>
+          <w:noProof/>
+        </w:rPr>
+        <w:t>).</w:t>
+      </w:r>
+    </w:p>
+    <w:p>
+      <w:pPr>
+        <w:pStyle w:val="CList"/>
+        <w:rPr>
+          <w:noProof/>
+        </w:rPr>
+      </w:pPr>
+      <w:r>
+        <w:rPr>
+          <w:rStyle w:val="CodeChar"/>
+        </w:rPr>
+        <w:t>UDP</w:t>
+      </w:r>
+      <w:r>
+        <w:rPr>
+          <w:noProof/>
+        </w:rPr>
+        <w:t>:</w:t>
+      </w:r>
+      <w:r>
+        <w:rPr>
+          <w:noProof/>
+        </w:rPr>
+        <w:t xml:space="preserve"> Connectionless transport; used by </w:t>
+      </w:r>
+      <w:r>
+        <w:rPr>
+          <w:rStyle w:val="CodeChar"/>
+        </w:rPr>
+        <w:t>DNS</w:t>
+      </w:r>
+      <w:r>
+        <w:rPr>
+          <w:noProof/>
+        </w:rPr>
+        <w:t xml:space="preserve">, </w:t>
+      </w:r>
+      <w:r>
+        <w:rPr>
+          <w:rStyle w:val="CodeChar"/>
+        </w:rPr>
+        <w:t>DHCP</w:t>
+      </w:r>
+      <w:r>
+        <w:rPr>
+          <w:noProof/>
+        </w:rPr>
+        <w:t>, streaming.</w:t>
+      </w:r>
+    </w:p>
+    <w:p>
+      <w:pPr>
+        <w:pStyle w:val="CList"/>
+        <w:rPr>
+          <w:noProof/>
+        </w:rPr>
+      </w:pPr>
+      <w:r>
+        <w:rPr>
+          <w:rStyle w:val="CodeChar"/>
+        </w:rPr>
+        <w:t>HTTP/HTTPS</w:t>
+      </w:r>
+      <w:r>
+        <w:rPr>
+          <w:noProof/>
+        </w:rPr>
+        <w:t xml:space="preserve">: </w:t>
+      </w:r>
+      <w:r>
+        <w:rPr>
+          <w:noProof/>
+        </w:rPr>
+        <w:t xml:space="preserve">Web traffic; </w:t>
+      </w:r>
+      <w:r>
+        <w:rPr>
+          <w:rStyle w:val="CodeChar"/>
+        </w:rPr>
+        <w:t>HTTP</w:t>
+      </w:r>
+      <w:r>
+        <w:rPr>
+          <w:noProof/>
+        </w:rPr>
+        <w:t xml:space="preserve"> is plaintext (port </w:t>
+      </w:r>
+      <w:r>
+        <w:rPr>
+          <w:rStyle w:val="CodeChar"/>
+        </w:rPr>
+        <w:t>80</w:t>
+      </w:r>
+      <w:r>
+        <w:rPr>
+          <w:noProof/>
+        </w:rPr>
+        <w:t xml:space="preserve">), </w:t>
+      </w:r>
+      <w:r>
+        <w:rPr>
+          <w:rStyle w:val="CodeChar"/>
+        </w:rPr>
+        <w:t>HTTPS</w:t>
+      </w:r>
+      <w:r>
+        <w:rPr>
+          <w:noProof/>
+        </w:rPr>
+        <w:t xml:space="preserve"> is encrypted (port </w:t>
+      </w:r>
+      <w:r>
+        <w:rPr>
+          <w:rStyle w:val="CodeChar"/>
+        </w:rPr>
+        <w:t>443</w:t>
+      </w:r>
+      <w:r>
+        <w:rPr>
+          <w:noProof/>
+        </w:rPr>
+        <w:t xml:space="preserve">, </w:t>
+      </w:r>
+      <w:r>
+        <w:rPr>
+          <w:rStyle w:val="CodeChar"/>
+        </w:rPr>
+        <w:t>TLS</w:t>
+      </w:r>
+      <w:r>
+        <w:rPr>
+          <w:noProof/>
+        </w:rPr>
+        <w:t>).</w:t>
+      </w:r>
+    </w:p>
+    <w:p>
+      <w:pPr>
+        <w:pStyle w:val="CList"/>
+        <w:rPr>
+          <w:noProof/>
+        </w:rPr>
+      </w:pPr>
+      <w:r>
+        <w:rPr>
+          <w:rStyle w:val="CodeChar"/>
+        </w:rPr>
+        <w:t>DHCP</w:t>
+      </w:r>
+      <w:r>
+        <w:rPr>
+          <w:noProof/>
+        </w:rPr>
+        <w:t>:</w:t>
+      </w:r>
+      <w:r>
+        <w:rPr>
+          <w:noProof/>
+        </w:rPr>
+        <w:t xml:space="preserve"> Assigns </w:t>
+      </w:r>
+      <w:r>
+        <w:rPr>
+          <w:rStyle w:val="CodeChar"/>
+        </w:rPr>
+        <w:t>IP</w:t>
+      </w:r>
+      <w:r>
+        <w:rPr>
+          <w:noProof/>
+        </w:rPr>
+        <w:t xml:space="preserve"> addresses dynamically.</w:t>
+      </w:r>
+    </w:p>
+    <w:p>
+      <w:pPr>
+        <w:pStyle w:val="Seperator"/>
+        <w:rPr>
+          <w:noProof/>
+        </w:rPr>
+      </w:pPr>
+    </w:p>
+    <w:p>
+      <w:pPr>
+        <w:pStyle w:val="Heading"/>
+        <w:rPr>
+          <w:noProof/>
+        </w:rPr>
+      </w:pPr>
+      <w:r>
+        <w:rPr>
+          <w:noProof/>
+        </w:rPr>
+        <w:t xml:space="preserve">List </w:t>
+      </w:r>
+      <w:r>
+        <w:rPr>
+          <w:noProof/>
+        </w:rPr>
+        <w:t>Applications of Packet Sniffing</w:t>
+      </w:r>
+      <w:r>
+        <w:rPr>
+          <w:noProof/>
+        </w:rPr>
+        <w:t>.</w:t>
+      </w:r>
+    </w:p>
+    <w:p>
+      <w:pPr>
+        <w:pStyle w:val="CList"/>
+        <w:rPr>
+          <w:noProof/>
+        </w:rPr>
+      </w:pPr>
+      <w:r>
+        <w:rPr>
+          <w:b/>
+          <w:bCs/>
+          <w:noProof/>
+        </w:rPr>
+        <w:t>Troubleshooting slow networks</w:t>
+      </w:r>
+      <w:r>
+        <w:rPr>
+          <w:noProof/>
+        </w:rPr>
+        <w:t>:</w:t>
+      </w:r>
+      <w:r>
+        <w:rPr>
+          <w:noProof/>
+        </w:rPr>
+        <w:t xml:space="preserve"> Identify retransmissions, duplicate </w:t>
+      </w:r>
+      <w:r>
+        <w:rPr>
+          <w:rStyle w:val="CodeChar"/>
+        </w:rPr>
+        <w:t>ACKs</w:t>
+      </w:r>
+      <w:r>
+        <w:rPr>
+          <w:noProof/>
+        </w:rPr>
+        <w:t>, or high latency.</w:t>
+      </w:r>
+    </w:p>
+    <w:p>
+      <w:pPr>
+        <w:pStyle w:val="CList"/>
+        <w:rPr>
+          <w:noProof/>
+        </w:rPr>
+      </w:pPr>
+      <w:r>
+        <w:rPr>
+          <w:b/>
+          <w:bCs/>
+          <w:noProof/>
+        </w:rPr>
+        <w:t>Detecting malicious activity</w:t>
+      </w:r>
+      <w:r>
+        <w:rPr>
+          <w:noProof/>
+        </w:rPr>
+        <w:t>:</w:t>
+      </w:r>
+      <w:r>
+        <w:rPr>
+          <w:noProof/>
+        </w:rPr>
+        <w:t xml:space="preserve"> Look for unusual ports, beaconing, or plaintext credentials.</w:t>
+      </w:r>
+    </w:p>
+    <w:p>
+      <w:pPr>
+        <w:pStyle w:val="CList"/>
+        <w:rPr>
+          <w:noProof/>
+        </w:rPr>
+      </w:pPr>
+      <w:r>
+        <w:rPr>
+          <w:b/>
+          <w:bCs/>
+          <w:noProof/>
+        </w:rPr>
+        <w:t>Analyzing protocol behavior</w:t>
+      </w:r>
+      <w:r>
+        <w:rPr>
+          <w:noProof/>
+        </w:rPr>
+        <w:t>:</w:t>
+      </w:r>
+      <w:r>
+        <w:rPr>
+          <w:noProof/>
+        </w:rPr>
+        <w:t xml:space="preserve"> Observe handshakes, flags, and payloads.</w:t>
+      </w:r>
+    </w:p>
+    <w:p>
+      <w:pPr>
+        <w:pStyle w:val="CList"/>
+        <w:rPr>
+          <w:noProof/>
+        </w:rPr>
+      </w:pPr>
+      <w:r>
+        <w:rPr>
+          <w:b/>
+          <w:bCs/>
+          <w:noProof/>
+        </w:rPr>
+        <w:t>Verifying network policies</w:t>
+      </w:r>
+      <w:r>
+        <w:rPr>
+          <w:noProof/>
+        </w:rPr>
+        <w:t>:</w:t>
+      </w:r>
+      <w:r>
+        <w:rPr>
+          <w:noProof/>
+        </w:rPr>
+        <w:t xml:space="preserve"> Ensure only permitted traffic is on the wire.</w:t>
+      </w:r>
+    </w:p>
+    <w:p>
+      <w:pPr>
+        <w:pStyle w:val="CList"/>
+        <w:rPr>
+          <w:noProof/>
+        </w:rPr>
+      </w:pPr>
+      <w:r>
+        <w:rPr>
+          <w:b/>
+          <w:bCs/>
+          <w:noProof/>
+        </w:rPr>
+        <w:t>Educational purposes</w:t>
+      </w:r>
+      <w:r>
+        <w:rPr>
+          <w:noProof/>
+        </w:rPr>
+        <w:t>:</w:t>
+      </w:r>
+      <w:r>
+        <w:rPr>
+          <w:noProof/>
+        </w:rPr>
+        <w:t xml:space="preserve"> Learn how networking protocols actually function.</w:t>
+      </w:r>
+    </w:p>
+    <w:p>
+      <w:pPr>
+        <w:pStyle w:val="Seperator"/>
+        <w:rPr>
+          <w:noProof/>
+        </w:rPr>
+      </w:pPr>
+    </w:p>
+    <w:p>
+      <w:pPr>
+        <w:pStyle w:val="Heading"/>
+        <w:rPr>
+          <w:noProof/>
+        </w:rPr>
+      </w:pPr>
+      <w:r>
+        <w:rPr>
+          <w:noProof/>
+        </w:rPr>
+        <w:t xml:space="preserve">What are the </w:t>
+      </w:r>
+      <w:r>
+        <w:rPr>
+          <w:noProof/>
+        </w:rPr>
+        <w:t>Ethical and Legal Considerations</w:t>
+      </w:r>
+      <w:r>
+        <w:rPr>
+          <w:noProof/>
+        </w:rPr>
+        <w:t>?</w:t>
+      </w:r>
+    </w:p>
+    <w:p>
+      <w:pPr>
+        <w:pStyle w:val="CList"/>
+        <w:rPr>
+          <w:noProof/>
+        </w:rPr>
+      </w:pPr>
+      <w:r>
+        <w:rPr>
+          <w:b/>
+          <w:bCs/>
+          <w:noProof/>
+        </w:rPr>
+        <w:t>Authorization is mandatory</w:t>
+      </w:r>
+      <w:r>
+        <w:rPr>
+          <w:noProof/>
+        </w:rPr>
+        <w:t>:</w:t>
+      </w:r>
+      <w:r>
+        <w:rPr>
+          <w:noProof/>
+        </w:rPr>
+        <w:t xml:space="preserve"> Only capture traffic on networks you own or have explicit written permission to monitor.</w:t>
+      </w:r>
+    </w:p>
+    <w:p>
+      <w:pPr>
+        <w:pStyle w:val="CList"/>
+        <w:rPr>
+          <w:noProof/>
+        </w:rPr>
+      </w:pPr>
+      <w:r>
+        <w:rPr>
+          <w:b/>
+          <w:bCs/>
+          <w:noProof/>
+        </w:rPr>
+        <w:t>Privacy laws</w:t>
+      </w:r>
+      <w:r>
+        <w:rPr>
+          <w:noProof/>
+        </w:rPr>
+        <w:t>:</w:t>
+      </w:r>
+      <w:r>
+        <w:rPr>
+          <w:noProof/>
+        </w:rPr>
+        <w:t xml:space="preserve"> Capturing others' data may violate laws such as GDPR, HIPAA, or the IT Act (India).</w:t>
+      </w:r>
+    </w:p>
+    <w:p>
+      <w:pPr>
+        <w:pStyle w:val="CList"/>
+        <w:rPr>
+          <w:noProof/>
+        </w:rPr>
+      </w:pPr>
+      <w:r>
+        <w:rPr>
+          <w:b/>
+          <w:bCs/>
+          <w:noProof/>
+        </w:rPr>
+        <w:t>Encryption limits visibility</w:t>
+      </w:r>
+      <w:r>
+        <w:rPr>
+          <w:noProof/>
+        </w:rPr>
+        <w:t>:</w:t>
+      </w:r>
+      <w:r>
+        <w:rPr>
+          <w:noProof/>
+        </w:rPr>
+        <w:t xml:space="preserve"> HTTPS, TLS, and VPN traffic is encrypted; sniffers see metadata but not content.</w:t>
+      </w:r>
+    </w:p>
+    <w:p>
+      <w:pPr>
+        <w:pStyle w:val="CList"/>
+        <w:rPr>
+          <w:noProof/>
+        </w:rPr>
+      </w:pPr>
+      <w:r>
+        <w:rPr>
+          <w:b/>
+          <w:bCs/>
+          <w:noProof/>
+        </w:rPr>
+        <w:t>Professional ethics</w:t>
+      </w:r>
+      <w:r>
+        <w:rPr>
+          <w:b/>
+          <w:bCs/>
+          <w:noProof/>
+        </w:rPr>
+        <w:t>:</w:t>
+      </w:r>
+      <w:r>
+        <w:rPr>
+          <w:noProof/>
+        </w:rPr>
+        <w:t xml:space="preserve"> Security analysts must handle captured data responsibly and never misuse it.</w:t>
+      </w:r>
+    </w:p>
+    <w:p>
+      <w:pPr>
+        <w:pStyle w:val="Seperator"/>
+        <w:rPr>
+          <w:noProof/>
+        </w:rPr>
+      </w:pPr>
+    </w:p>
+    <w:p>
+      <w:pPr>
+        <w:pStyle w:val="Heading"/>
+        <w:rPr>
+          <w:noProof/>
+        </w:rPr>
+      </w:pPr>
+      <w:r>
+        <w:rPr>
+          <w:noProof/>
+        </w:rPr>
+        <w:t>List</w:t>
+      </w:r>
+      <w:r>
+        <w:rPr>
+          <w:noProof/>
+        </w:rPr>
+        <w:t xml:space="preserve"> Advantages and Limitations of Wireshark</w:t>
+      </w:r>
+    </w:p>
+    <w:p>
+      <w:pPr>
+        <w:pStyle w:val="Heading"/>
+        <w:rPr>
+          <w:noProof/>
+        </w:rPr>
+      </w:pPr>
+      <w:r>
+        <w:rPr>
+          <w:noProof/>
+        </w:rPr>
+        <w:t>Advantages:</w:t>
+      </w:r>
+    </w:p>
+    <w:p>
+      <w:pPr>
+        <w:pStyle w:val="CList"/>
+        <w:rPr>
+          <w:noProof/>
+        </w:rPr>
+      </w:pPr>
+      <w:r>
+        <w:rPr>
+          <w:noProof/>
+        </w:rPr>
+        <w:t>Free, open-source, and cross-platform.</w:t>
+      </w:r>
+    </w:p>
+    <w:p>
+      <w:pPr>
+        <w:pStyle w:val="CList"/>
+        <w:rPr>
+          <w:noProof/>
+        </w:rPr>
+      </w:pPr>
+      <w:r>
+        <w:rPr>
+          <w:noProof/>
+        </w:rPr>
+        <w:t>Deep protocol dissection (thousands of protocols).</w:t>
+      </w:r>
+    </w:p>
+    <w:p>
+      <w:pPr>
+        <w:pStyle w:val="CList"/>
+        <w:rPr>
+          <w:noProof/>
+        </w:rPr>
+      </w:pPr>
+      <w:r>
+        <w:rPr>
+          <w:noProof/>
+        </w:rPr>
+        <w:t>Powerful filtering and statistical tools.</w:t>
+      </w:r>
+    </w:p>
+    <w:p>
+      <w:pPr>
+        <w:pStyle w:val="CList"/>
+        <w:rPr>
+          <w:noProof/>
+        </w:rPr>
+      </w:pPr>
+      <w:r>
+        <w:rPr>
+          <w:noProof/>
+        </w:rPr>
+        <w:t>Supports live capture and offline analysis.</w:t>
+      </w:r>
+    </w:p>
+    <w:p>
+      <w:pPr>
+        <w:pStyle w:val="CList"/>
+        <w:rPr>
+          <w:noProof/>
+        </w:rPr>
+      </w:pPr>
+      <w:r>
+        <w:rPr>
+          <w:noProof/>
+        </w:rPr>
+        <w:t>Large community and extensive documentation.</w:t>
+      </w:r>
+    </w:p>
+    <w:p>
+      <w:pPr>
+        <w:pStyle w:val="Heading"/>
+        <w:rPr>
+          <w:noProof/>
+        </w:rPr>
+      </w:pPr>
+      <w:r>
+        <w:rPr>
+          <w:noProof/>
+        </w:rPr>
+        <w:t>Limitations:</w:t>
+      </w:r>
+    </w:p>
+    <w:p>
+      <w:pPr>
+        <w:pStyle w:val="CList"/>
+        <w:rPr>
+          <w:noProof/>
+        </w:rPr>
+      </w:pPr>
+      <w:r>
+        <w:rPr>
+          <w:noProof/>
+        </w:rPr>
+        <w:t>Cannot decrypt encrypted traffic without keys.</w:t>
+      </w:r>
+    </w:p>
+    <w:p>
+      <w:pPr>
+        <w:pStyle w:val="CList"/>
+        <w:rPr>
+          <w:noProof/>
+        </w:rPr>
+      </w:pPr>
+      <w:r>
+        <w:rPr>
+          <w:noProof/>
+        </w:rPr>
+        <w:t>On switched networks, requires port mirroring or special configuration.</w:t>
+      </w:r>
+    </w:p>
+    <w:p>
+      <w:pPr>
+        <w:pStyle w:val="CList"/>
+        <w:rPr>
+          <w:noProof/>
+        </w:rPr>
+      </w:pPr>
+      <w:r>
+        <w:rPr>
+          <w:noProof/>
+        </w:rPr>
+        <w:t>Consumes significant memory/</w:t>
+      </w:r>
+      <w:r>
+        <w:rPr>
+          <w:rStyle w:val="CodeChar"/>
+        </w:rPr>
+        <w:t>CPU</w:t>
+      </w:r>
+      <w:r>
+        <w:rPr>
+          <w:noProof/>
+        </w:rPr>
+        <w:t xml:space="preserve"> on high-traffic links.</w:t>
+      </w:r>
+    </w:p>
+    <w:p>
+      <w:pPr>
+        <w:pStyle w:val="CList"/>
+        <w:rPr>
+          <w:noProof/>
+        </w:rPr>
+      </w:pPr>
+      <w:r>
+        <w:rPr>
+          <w:rStyle w:val="CodeChar"/>
+        </w:rPr>
+        <w:t>GUI</w:t>
+      </w:r>
+      <w:r>
+        <w:rPr>
+          <w:noProof/>
+        </w:rPr>
+        <w:t xml:space="preserve"> can be overwhelming for beginners.</w:t>
+      </w:r>
+    </w:p>
+    <w:p>
+      <w:pPr>
+        <w:pStyle w:val="CList"/>
+        <w:rPr>
+          <w:noProof/>
+        </w:rPr>
+      </w:pPr>
+      <w:r>
+        <w:rPr>
+          <w:noProof/>
+        </w:rPr>
+        <w:t xml:space="preserve">Does not actively detect intrusions it is an analysis tool, not an </w:t>
+      </w:r>
+      <w:r>
+        <w:rPr>
+          <w:rStyle w:val="CodeChar"/>
+        </w:rPr>
+        <w:t>IDS</w:t>
+      </w:r>
+      <w:r>
+        <w:rPr>
+          <w:noProof/>
+        </w:rPr>
+        <w:t>.</w:t>
+      </w:r>
+    </w:p>
+    <w:p>
+      <w:pPr>
+        <w:pStyle w:val="Seperator"/>
+        <w:rPr>
+          <w:noProof/>
+        </w:rPr>
+      </w:pPr>
+    </w:p>
+    <w:p>
+      <w:pPr>
+        <w:pStyle w:val="Heading"/>
+        <w:rPr>
+          <w:noProof/>
+        </w:rPr>
+      </w:pPr>
+      <w:r>
+        <w:rPr>
+          <w:noProof/>
+        </w:rPr>
+        <w:lastRenderedPageBreak/>
+        <w:t>Installing Wireshark</w:t>
+      </w:r>
+    </w:p>
+    <w:p>
+      <w:pPr>
+        <w:pStyle w:val="Seperator"/>
+        <w:rPr>
+          <w:noProof/>
+        </w:rPr>
+      </w:pPr>
+    </w:p>
+    <w:p>
+      <w:pPr>
+        <w:pStyle w:val="Seperator"/>
+        <w:rPr>
+          <w:noProof/>
+        </w:rPr>
+      </w:pPr>
+    </w:p>
+    <w:p>
+      <w:pPr>
+        <w:pStyle w:val="Text"/>
+      </w:pPr>
+      <w:r>
+        <w:rPr>
+          <w:noProof/>
+        </w:rPr>
+        <w:drawing>
+          <wp:inline distT="0" distB="0" distL="0" distR="0" wp14:anchorId="347A4C7F" wp14:editId="2A92A3F9">
+            <wp:extent cx="2970000" cy="2309339"/>
+            <wp:effectExtent l="0" t="0" r="1905" b="0"/>
+            <wp:docPr id="7" name="Picture 7"/>
+            <wp:cNvGraphicFramePr>
+              <a:graphicFrameLocks xmlns:a="http://schemas.openxmlformats.org/drawingml/2006/main" noChangeAspect="1"/>
+            </wp:cNvGraphicFramePr>
+            <a:graphic xmlns:a="http://schemas.openxmlformats.org/drawingml/2006/main">
+              <a:graphicData uri="http://schemas.openxmlformats.org/drawingml/2006/picture">
+                <pic:pic xmlns:pic="http://schemas.openxmlformats.org/drawingml/2006/picture">
+                  <pic:nvPicPr>
+                    <pic:cNvPr id="1" name=""/>
+                    <pic:cNvPicPr/>
+                  </pic:nvPicPr>
+                  <pic:blipFill>
+                    <a:blip r:embed="rId9"/>
+                    <a:stretch>
+                      <a:fillRect/>
+                    </a:stretch>
+                  </pic:blipFill>
+                  <pic:spPr>
+                    <a:xfrm>
+                      <a:off x="0" y="0"/>
+                      <a:ext cx="2970000" cy="2309339"/>
+                    </a:xfrm>
+                    <a:prstGeom prst="rect">
+                      <a:avLst/>
+                    </a:prstGeom>
+                  </pic:spPr>
+                </pic:pic>
+              </a:graphicData>
+            </a:graphic>
+          </wp:inline>
+        </w:drawing>
+      </w:r>
+      <w:r>
+        <w:rPr>
+          <w:noProof/>
+        </w:rPr>
+        <w:t xml:space="preserve">       </w:t>
+      </w:r>
+      <w:r>
+        <w:rPr>
+          <w:noProof/>
+        </w:rPr>
+        <w:drawing>
+          <wp:inline distT="0" distB="0" distL="0" distR="0" wp14:anchorId="68731397" wp14:editId="33559948">
+            <wp:extent cx="2970000" cy="2309339"/>
+            <wp:effectExtent l="0" t="0" r="1905" b="0"/>
+            <wp:docPr id="8" name="Picture 8"/>
+            <wp:cNvGraphicFramePr>
+              <a:graphicFrameLocks xmlns:a="http://schemas.openxmlformats.org/drawingml/2006/main" noChangeAspect="1"/>
+            </wp:cNvGraphicFramePr>
+            <a:graphic xmlns:a="http://schemas.openxmlformats.org/drawingml/2006/main">
+              <a:graphicData uri="http://schemas.openxmlformats.org/drawingml/2006/picture">
+                <pic:pic xmlns:pic="http://schemas.openxmlformats.org/drawingml/2006/picture">
+                  <pic:nvPicPr>
+                    <pic:cNvPr id="1" name=""/>
+                    <pic:cNvPicPr/>
+                  </pic:nvPicPr>
+                  <pic:blipFill>
+                    <a:blip r:embed="rId10"/>
+                    <a:stretch>
+                      <a:fillRect/>
+                    </a:stretch>
+                  </pic:blipFill>
+                  <pic:spPr>
+                    <a:xfrm>
+                      <a:off x="0" y="0"/>
+                      <a:ext cx="2970000" cy="2309339"/>
+                    </a:xfrm>
+                    <a:prstGeom prst="rect">
+                      <a:avLst/>
+                    </a:prstGeom>
+                  </pic:spPr>
+                </pic:pic>
+              </a:graphicData>
+            </a:graphic>
+          </wp:inline>
+        </w:drawing>
+      </w:r>
+    </w:p>
+    <w:p>
+      <w:pPr>
+        <w:pStyle w:val="Seperator"/>
+        <w:rPr>
+          <w:noProof/>
+        </w:rPr>
+      </w:pPr>
+    </w:p>
+    <w:p>
+      <w:pPr>
+        <w:pStyle w:val="Seperator"/>
+        <w:rPr>
+          <w:noProof/>
+        </w:rPr>
+      </w:pPr>
+    </w:p>
+    <w:p>
+      <w:pPr>
+        <w:pStyle w:val="Text"/>
+      </w:pPr>
+      <w:r>
+        <w:rPr>
+          <w:noProof/>
+        </w:rPr>
+        <w:drawing>
+          <wp:inline distT="0" distB="0" distL="0" distR="0" wp14:anchorId="6D82FDC0" wp14:editId="523A564B">
+            <wp:extent cx="2970000" cy="2309339"/>
+            <wp:effectExtent l="0" t="0" r="1905" b="0"/>
+            <wp:docPr id="9" name="Picture 9"/>
+            <wp:cNvGraphicFramePr>
+              <a:graphicFrameLocks xmlns:a="http://schemas.openxmlformats.org/drawingml/2006/main" noChangeAspect="1"/>
+            </wp:cNvGraphicFramePr>
+            <a:graphic xmlns:a="http://schemas.openxmlformats.org/drawingml/2006/main">
+              <a:graphicData uri="http://schemas.openxmlformats.org/drawingml/2006/picture">
+                <pic:pic xmlns:pic="http://schemas.openxmlformats.org/drawingml/2006/picture">
+                  <pic:nvPicPr>
+                    <pic:cNvPr id="1" name=""/>
+                    <pic:cNvPicPr/>
+                  </pic:nvPicPr>
+                  <pic:blipFill>
+                    <a:blip r:embed="rId11"/>
+                    <a:stretch>
+                      <a:fillRect/>
+                    </a:stretch>
+                  </pic:blipFill>
+                  <pic:spPr>
+                    <a:xfrm>
+                      <a:off x="0" y="0"/>
+                      <a:ext cx="2970000" cy="2309339"/>
+                    </a:xfrm>
+                    <a:prstGeom prst="rect">
+                      <a:avLst/>
+                    </a:prstGeom>
+                  </pic:spPr>
+                </pic:pic>
+              </a:graphicData>
+            </a:graphic>
+          </wp:inline>
+        </w:drawing>
+      </w:r>
+      <w:r>
+        <w:rPr>
+          <w:noProof/>
+        </w:rPr>
+        <w:t xml:space="preserve">      </w:t>
+      </w:r>
+      <w:r>
+        <w:rPr>
+          <w:noProof/>
+        </w:rPr>
+        <w:t xml:space="preserve"> </w:t>
+      </w:r>
+      <w:r>
+        <w:rPr>
+          <w:noProof/>
+        </w:rPr>
+        <w:drawing>
+          <wp:inline distT="0" distB="0" distL="0" distR="0" wp14:anchorId="44D6CEA6" wp14:editId="7FC29948">
+            <wp:extent cx="2970000" cy="2309339"/>
+            <wp:effectExtent l="0" t="0" r="1905" b="0"/>
+            <wp:docPr id="10" name="Picture 10"/>
+            <wp:cNvGraphicFramePr>
+              <a:graphicFrameLocks xmlns:a="http://schemas.openxmlformats.org/drawingml/2006/main" noChangeAspect="1"/>
+            </wp:cNvGraphicFramePr>
+            <a:graphic xmlns:a="http://schemas.openxmlformats.org/drawingml/2006/main">
+              <a:graphicData uri="http://schemas.openxmlformats.org/drawingml/2006/picture">
+                <pic:pic xmlns:pic="http://schemas.openxmlformats.org/drawingml/2006/picture">
+                  <pic:nvPicPr>
+                    <pic:cNvPr id="1" name=""/>
+                    <pic:cNvPicPr/>
+                  </pic:nvPicPr>
+                  <pic:blipFill>
+                    <a:blip r:embed="rId12"/>
+                    <a:stretch>
+                      <a:fillRect/>
+                    </a:stretch>
+                  </pic:blipFill>
+                  <pic:spPr>
+                    <a:xfrm>
+                      <a:off x="0" y="0"/>
+                      <a:ext cx="2970000" cy="2309339"/>
+                    </a:xfrm>
+                    <a:prstGeom prst="rect">
+                      <a:avLst/>
+                    </a:prstGeom>
+                  </pic:spPr>
+                </pic:pic>
+              </a:graphicData>
+            </a:graphic>
+          </wp:inline>
+        </w:drawing>
+      </w:r>
+    </w:p>
+    <w:p>
+      <w:pPr>
+        <w:pStyle w:val="Text"/>
+        <w:rPr>
+          <w:sz w:val="2"/>
+          <w:szCs w:val="2"/>
+        </w:rPr>
+      </w:pPr>
+    </w:p>
+    <w:p>
+      <w:pPr>
+        <w:pStyle w:val="Text"/>
+        <w:rPr>
+          <w:sz w:val="2"/>
+          <w:szCs w:val="2"/>
+        </w:rPr>
+      </w:pPr>
+    </w:p>
+    <w:p>
+      <w:pPr>
+        <w:pStyle w:val="Text"/>
+      </w:pPr>
+      <w:r>
+        <w:rPr>
+          <w:noProof/>
+        </w:rPr>
+        <w:drawing>
+          <wp:inline distT="0" distB="0" distL="0" distR="0" wp14:anchorId="0B7ED955" wp14:editId="0E35A02B">
+            <wp:extent cx="2970000" cy="2309339"/>
+            <wp:effectExtent l="0" t="0" r="1905" b="0"/>
+            <wp:docPr id="11" name="Picture 11"/>
+            <wp:cNvGraphicFramePr>
+              <a:graphicFrameLocks xmlns:a="http://schemas.openxmlformats.org/drawingml/2006/main" noChangeAspect="1"/>
+            </wp:cNvGraphicFramePr>
+            <a:graphic xmlns:a="http://schemas.openxmlformats.org/drawingml/2006/main">
+              <a:graphicData uri="http://schemas.openxmlformats.org/drawingml/2006/picture">
+                <pic:pic xmlns:pic="http://schemas.openxmlformats.org/drawingml/2006/picture">
+                  <pic:nvPicPr>
+                    <pic:cNvPr id="1" name=""/>
+                    <pic:cNvPicPr/>
+                  </pic:nvPicPr>
+                  <pic:blipFill>
+                    <a:blip r:embed="rId13"/>
+                    <a:stretch>
+                      <a:fillRect/>
+                    </a:stretch>
+                  </pic:blipFill>
+                  <pic:spPr>
+                    <a:xfrm>
+                      <a:off x="0" y="0"/>
+                      <a:ext cx="2970000" cy="2309339"/>
+                    </a:xfrm>
+                    <a:prstGeom prst="rect">
+                      <a:avLst/>
+                    </a:prstGeom>
+                  </pic:spPr>
+                </pic:pic>
+              </a:graphicData>
+            </a:graphic>
+          </wp:inline>
+        </w:drawing>
+      </w:r>
+      <w:r>
+        <w:rPr>
+          <w:noProof/>
+        </w:rPr>
+        <w:t xml:space="preserve">      </w:t>
+      </w:r>
+      <w:r>
+        <w:rPr>
+          <w:noProof/>
+        </w:rPr>
+        <w:t xml:space="preserve"> </w:t>
+      </w:r>
+      <w:r>
+        <w:rPr>
+          <w:noProof/>
+        </w:rPr>
+        <w:drawing>
+          <wp:inline distT="0" distB="0" distL="0" distR="0" wp14:anchorId="604EA142" wp14:editId="438D41B6">
+            <wp:extent cx="2970000" cy="2309339"/>
+            <wp:effectExtent l="0" t="0" r="1905" b="0"/>
+            <wp:docPr id="12" name="Picture 12"/>
+            <wp:cNvGraphicFramePr>
+              <a:graphicFrameLocks xmlns:a="http://schemas.openxmlformats.org/drawingml/2006/main" noChangeAspect="1"/>
+            </wp:cNvGraphicFramePr>
+            <a:graphic xmlns:a="http://schemas.openxmlformats.org/drawingml/2006/main">
+              <a:graphicData uri="http://schemas.openxmlformats.org/drawingml/2006/picture">
+                <pic:pic xmlns:pic="http://schemas.openxmlformats.org/drawingml/2006/picture">
+                  <pic:nvPicPr>
+                    <pic:cNvPr id="1" name=""/>
+                    <pic:cNvPicPr/>
+                  </pic:nvPicPr>
+                  <pic:blipFill>
+                    <a:blip r:embed="rId14"/>
+                    <a:stretch>
+                      <a:fillRect/>
+                    </a:stretch>
+                  </pic:blipFill>
+                  <pic:spPr>
+                    <a:xfrm>
+                      <a:off x="0" y="0"/>
+                      <a:ext cx="2970000" cy="2309339"/>
+                    </a:xfrm>
+                    <a:prstGeom prst="rect">
+                      <a:avLst/>
+                    </a:prstGeom>
+                  </pic:spPr>
+                </pic:pic>
+              </a:graphicData>
+            </a:graphic>
+          </wp:inline>
+        </w:drawing>
+      </w:r>
+    </w:p>
+    <w:p>
+      <w:pPr>
+        <w:pStyle w:val="Text"/>
+      </w:pPr>
+    </w:p>
+    <w:p>
+      <w:pPr>
+        <w:pStyle w:val="Text"/>
+      </w:pPr>
+    </w:p>
+    <w:p>
+      <w:pPr>
+        <w:pStyle w:val="Seperator"/>
+      </w:pPr>
+    </w:p>
+    <w:p>
+      <w:pPr>
+        <w:pStyle w:val="Text"/>
+      </w:pPr>
+      <w:r>
+        <w:rPr>
+          <w:noProof/>
+        </w:rPr>
+        <w:drawing>
+          <wp:inline distT="0" distB="0" distL="0" distR="0" wp14:anchorId="13EB0D96" wp14:editId="651B041E">
+            <wp:extent cx="2970000" cy="2309339"/>
+            <wp:effectExtent l="0" t="0" r="1905" b="0"/>
+            <wp:docPr id="13" name="Picture 13"/>
+            <wp:cNvGraphicFramePr>
+              <a:graphicFrameLocks xmlns:a="http://schemas.openxmlformats.org/drawingml/2006/main" noChangeAspect="1"/>
+            </wp:cNvGraphicFramePr>
+            <a:graphic xmlns:a="http://schemas.openxmlformats.org/drawingml/2006/main">
+              <a:graphicData uri="http://schemas.openxmlformats.org/drawingml/2006/picture">
+                <pic:pic xmlns:pic="http://schemas.openxmlformats.org/drawingml/2006/picture">
+                  <pic:nvPicPr>
+                    <pic:cNvPr id="1" name=""/>
+                    <pic:cNvPicPr/>
+                  </pic:nvPicPr>
+                  <pic:blipFill>
+                    <a:blip r:embed="rId15"/>
+                    <a:stretch>
+                      <a:fillRect/>
+                    </a:stretch>
+                  </pic:blipFill>
+                  <pic:spPr>
+                    <a:xfrm>
+                      <a:off x="0" y="0"/>
+                      <a:ext cx="2970000" cy="2309339"/>
+                    </a:xfrm>
+                    <a:prstGeom prst="rect">
+                      <a:avLst/>
+                    </a:prstGeom>
+                  </pic:spPr>
+                </pic:pic>
+              </a:graphicData>
+            </a:graphic>
+          </wp:inline>
+        </w:drawing>
+      </w:r>
+      <w:r>
+        <w:rPr>
+          <w:noProof/>
+        </w:rPr>
+        <w:t xml:space="preserve">      </w:t>
+      </w:r>
+      <w:r>
+        <w:rPr>
+          <w:noProof/>
+        </w:rPr>
+        <w:drawing>
+          <wp:inline distT="0" distB="0" distL="0" distR="0" wp14:anchorId="5111BB33" wp14:editId="30476E7E">
+            <wp:extent cx="2970000" cy="2309339"/>
+            <wp:effectExtent l="0" t="0" r="1905" b="0"/>
+            <wp:docPr id="14" name="Picture 14"/>
+            <wp:cNvGraphicFramePr>
+              <a:graphicFrameLocks xmlns:a="http://schemas.openxmlformats.org/drawingml/2006/main" noChangeAspect="1"/>
+            </wp:cNvGraphicFramePr>
+            <a:graphic xmlns:a="http://schemas.openxmlformats.org/drawingml/2006/main">
+              <a:graphicData uri="http://schemas.openxmlformats.org/drawingml/2006/picture">
+                <pic:pic xmlns:pic="http://schemas.openxmlformats.org/drawingml/2006/picture">
+                  <pic:nvPicPr>
+                    <pic:cNvPr id="1" name=""/>
+                    <pic:cNvPicPr/>
+                  </pic:nvPicPr>
+                  <pic:blipFill>
+                    <a:blip r:embed="rId16"/>
+                    <a:stretch>
+                      <a:fillRect/>
+                    </a:stretch>
+                  </pic:blipFill>
+                  <pic:spPr>
+                    <a:xfrm>
+                      <a:off x="0" y="0"/>
+                      <a:ext cx="2970000" cy="2309339"/>
+                    </a:xfrm>
+                    <a:prstGeom prst="rect">
+                      <a:avLst/>
+                    </a:prstGeom>
+                  </pic:spPr>
+                </pic:pic>
+              </a:graphicData>
+            </a:graphic>
+          </wp:inline>
+        </w:drawing>
+      </w:r>
+    </w:p>
+    <w:p>
+      <w:pPr>
+        <w:pStyle w:val="Text"/>
+        <w:rPr>
+          <w:sz w:val="2"/>
+          <w:szCs w:val="2"/>
+        </w:rPr>
+      </w:pPr>
+    </w:p>
+    <w:p>
+      <w:pPr>
+        <w:pStyle w:val="Text"/>
+        <w:rPr>
+          <w:sz w:val="2"/>
+          <w:szCs w:val="2"/>
+        </w:rPr>
+      </w:pPr>
+    </w:p>
+    <w:p>
+      <w:pPr>
+        <w:pStyle w:val="Text"/>
+      </w:pPr>
+      <w:r>
+        <w:rPr>
+          <w:noProof/>
+        </w:rPr>
+        <w:drawing>
+          <wp:inline distT="0" distB="0" distL="0" distR="0" wp14:anchorId="66387C6E" wp14:editId="59CE73DC">
+            <wp:extent cx="2970000" cy="2309339"/>
+            <wp:effectExtent l="0" t="0" r="1905" b="0"/>
+            <wp:docPr id="16" name="Picture 16"/>
+            <wp:cNvGraphicFramePr>
+              <a:graphicFrameLocks xmlns:a="http://schemas.openxmlformats.org/drawingml/2006/main" noChangeAspect="1"/>
+            </wp:cNvGraphicFramePr>
+            <a:graphic xmlns:a="http://schemas.openxmlformats.org/drawingml/2006/main">
+              <a:graphicData uri="http://schemas.openxmlformats.org/drawingml/2006/picture">
+                <pic:pic xmlns:pic="http://schemas.openxmlformats.org/drawingml/2006/picture">
+                  <pic:nvPicPr>
+                    <pic:cNvPr id="1" name=""/>
+                    <pic:cNvPicPr/>
+                  </pic:nvPicPr>
+                  <pic:blipFill>
+                    <a:blip r:embed="rId17"/>
+                    <a:stretch>
+                      <a:fillRect/>
+                    </a:stretch>
+                  </pic:blipFill>
+                  <pic:spPr>
+                    <a:xfrm>
+                      <a:off x="0" y="0"/>
+                      <a:ext cx="2970000" cy="2309339"/>
+                    </a:xfrm>
+                    <a:prstGeom prst="rect">
+                      <a:avLst/>
+                    </a:prstGeom>
+                  </pic:spPr>
+                </pic:pic>
+              </a:graphicData>
+            </a:graphic>
+          </wp:inline>
+        </w:drawing>
+      </w:r>
+      <w:r>
+        <w:rPr>
+          <w:noProof/>
+        </w:rPr>
+        <w:t xml:space="preserve">      </w:t>
+      </w:r>
+      <w:r>
+        <w:rPr>
+          <w:noProof/>
+        </w:rPr>
+        <w:drawing>
+          <wp:inline distT="0" distB="0" distL="0" distR="0" wp14:anchorId="25027A44" wp14:editId="6B193F78">
+            <wp:extent cx="2970000" cy="2309339"/>
+            <wp:effectExtent l="0" t="0" r="1905" b="0"/>
+            <wp:docPr id="17" name="Picture 17"/>
+            <wp:cNvGraphicFramePr>
+              <a:graphicFrameLocks xmlns:a="http://schemas.openxmlformats.org/drawingml/2006/main" noChangeAspect="1"/>
+            </wp:cNvGraphicFramePr>
+            <a:graphic xmlns:a="http://schemas.openxmlformats.org/drawingml/2006/main">
+              <a:graphicData uri="http://schemas.openxmlformats.org/drawingml/2006/picture">
+                <pic:pic xmlns:pic="http://schemas.openxmlformats.org/drawingml/2006/picture">
+                  <pic:nvPicPr>
+                    <pic:cNvPr id="1" name=""/>
+                    <pic:cNvPicPr/>
+                  </pic:nvPicPr>
+                  <pic:blipFill>
+                    <a:blip r:embed="rId18"/>
+                    <a:stretch>
+                      <a:fillRect/>
+                    </a:stretch>
+                  </pic:blipFill>
+                  <pic:spPr>
+                    <a:xfrm>
+                      <a:off x="0" y="0"/>
+                      <a:ext cx="2970000" cy="2309339"/>
+                    </a:xfrm>
+                    <a:prstGeom prst="rect">
+                      <a:avLst/>
+                    </a:prstGeom>
+                  </pic:spPr>
+                </pic:pic>
+              </a:graphicData>
+            </a:graphic>
+          </wp:inline>
+        </w:drawing>
+      </w:r>
+    </w:p>
+    <w:p>
+      <w:pPr>
+        <w:pStyle w:val="Text"/>
+        <w:rPr>
+          <w:sz w:val="2"/>
+          <w:szCs w:val="2"/>
+        </w:rPr>
+      </w:pPr>
+    </w:p>
+    <w:p>
+      <w:pPr>
+        <w:pStyle w:val="Text"/>
+        <w:rPr>
+          <w:sz w:val="2"/>
+          <w:szCs w:val="2"/>
+        </w:rPr>
+      </w:pPr>
+    </w:p>
+    <w:p>
+      <w:pPr>
+        <w:pStyle w:val="Text"/>
+      </w:pPr>
+      <w:r>
+        <w:rPr>
+          <w:noProof/>
+        </w:rPr>
+        <w:drawing>
+          <wp:inline distT="0" distB="0" distL="0" distR="0" wp14:anchorId="248E114F" wp14:editId="6B5986DA">
+            <wp:extent cx="2970000" cy="2309339"/>
+            <wp:effectExtent l="0" t="0" r="1905" b="0"/>
+            <wp:docPr id="18" name="Picture 18"/>
+            <wp:cNvGraphicFramePr>
+              <a:graphicFrameLocks xmlns:a="http://schemas.openxmlformats.org/drawingml/2006/main" noChangeAspect="1"/>
+            </wp:cNvGraphicFramePr>
+            <a:graphic xmlns:a="http://schemas.openxmlformats.org/drawingml/2006/main">
+              <a:graphicData uri="http://schemas.openxmlformats.org/drawingml/2006/picture">
+                <pic:pic xmlns:pic="http://schemas.openxmlformats.org/drawingml/2006/picture">
+                  <pic:nvPicPr>
+                    <pic:cNvPr id="1" name=""/>
+                    <pic:cNvPicPr/>
+                  </pic:nvPicPr>
+                  <pic:blipFill>
+                    <a:blip r:embed="rId19"/>
+                    <a:stretch>
+                      <a:fillRect/>
+                    </a:stretch>
+                  </pic:blipFill>
+                  <pic:spPr>
+                    <a:xfrm>
+                      <a:off x="0" y="0"/>
+                      <a:ext cx="2970000" cy="2309339"/>
+                    </a:xfrm>
+                    <a:prstGeom prst="rect">
+                      <a:avLst/>
+                    </a:prstGeom>
+                  </pic:spPr>
+                </pic:pic>
+              </a:graphicData>
+            </a:graphic>
+          </wp:inline>
+        </w:drawing>
+      </w:r>
+    </w:p>
+    <w:p>
+      <w:pPr>
+        <w:pStyle w:val="Text"/>
+      </w:pPr>
+    </w:p>
+    <w:p>
+      <w:pPr>
+        <w:pStyle w:val="Text"/>
+        <w:rPr>
+          <w:noProof/>
+        </w:rPr>
+      </w:pPr>
+    </w:p>
+    <w:p>
+      <w:pPr>
+        <w:pStyle w:val="Heading"/>
+        <w:rPr>
+          <w:noProof/>
+        </w:rPr>
+      </w:pPr>
+      <w:r>
+        <w:rPr>
+          <w:noProof/>
+        </w:rPr>
+        <w:lastRenderedPageBreak/>
+        <w:t>Sniffing Playstation Packet</w:t>
+      </w:r>
+    </w:p>
+    <w:p>
+      <w:pPr>
+        <w:pStyle w:val="Seperator"/>
+        <w:rPr>
+          <w:noProof/>
+        </w:rPr>
+      </w:pPr>
+    </w:p>
+    <w:p>
+      <w:pPr>
+        <w:pStyle w:val="Text"/>
+      </w:pPr>
+      <w:r>
+        <w:rPr>
+          <w:noProof/>
+        </w:rPr>
+        <w:drawing>
+          <wp:inline distT="0" distB="0" distL="0" distR="0" wp14:anchorId="4F568214" wp14:editId="5E033265">
+            <wp:extent cx="6188710" cy="3481070"/>
+            <wp:effectExtent l="0" t="0" r="2540" b="5080"/>
+            <wp:docPr id="4" name="Picture 4"/>
+            <wp:cNvGraphicFramePr>
+              <a:graphicFrameLocks xmlns:a="http://schemas.openxmlformats.org/drawingml/2006/main" noChangeAspect="1"/>
+            </wp:cNvGraphicFramePr>
+            <a:graphic xmlns:a="http://schemas.openxmlformats.org/drawingml/2006/main">
+              <a:graphicData uri="http://schemas.openxmlformats.org/drawingml/2006/picture">
+                <pic:pic xmlns:pic="http://schemas.openxmlformats.org/drawingml/2006/picture">
+                  <pic:nvPicPr>
+                    <pic:cNvPr id="1" name=""/>
+                    <pic:cNvPicPr/>
+                  </pic:nvPicPr>
+                  <pic:blipFill>
+                    <a:blip r:embed="rId20"/>
+                    <a:stretch>
+                      <a:fillRect/>
+                    </a:stretch>
+                  </pic:blipFill>
+                  <pic:spPr>
+                    <a:xfrm>
+                      <a:off x="0" y="0"/>
+                      <a:ext cx="6188710" cy="3481070"/>
+                    </a:xfrm>
+                    <a:prstGeom prst="rect">
+                      <a:avLst/>
+                    </a:prstGeom>
+                  </pic:spPr>
+                </pic:pic>
+              </a:graphicData>
+            </a:graphic>
+          </wp:inline>
+        </w:drawing>
+      </w:r>
+    </w:p>
+    <w:p>
+      <w:pPr>
+        <w:pStyle w:val="Text"/>
+        <w:jc w:val="center"/>
+      </w:pPr>
+      <w:r>
+        <w:t>Opened Playstation Website</w:t>
+      </w:r>
+    </w:p>
+    <w:p>
+      <w:pPr>
+        <w:pStyle w:val="Seperator"/>
+      </w:pPr>
+    </w:p>
+    <w:p>
+      <w:pPr>
+        <w:pStyle w:val="Seperator"/>
+      </w:pPr>
+    </w:p>
+    <w:p>
+      <w:pPr>
+        <w:pStyle w:val="Text"/>
+      </w:pPr>
+      <w:r>
+        <w:rPr>
+          <w:noProof/>
+        </w:rPr>
+        <w:drawing>
+          <wp:inline distT="0" distB="0" distL="0" distR="0" wp14:anchorId="77C96061" wp14:editId="5F090C96">
+            <wp:extent cx="6188710" cy="3481070"/>
+            <wp:effectExtent l="0" t="0" r="2540" b="5080"/>
+            <wp:docPr id="1" name="Picture 1"/>
+            <wp:cNvGraphicFramePr>
+              <a:graphicFrameLocks xmlns:a="http://schemas.openxmlformats.org/drawingml/2006/main" noChangeAspect="1"/>
+            </wp:cNvGraphicFramePr>
+            <a:graphic xmlns:a="http://schemas.openxmlformats.org/drawingml/2006/main">
+              <a:graphicData uri="http://schemas.openxmlformats.org/drawingml/2006/picture">
+                <pic:pic xmlns:pic="http://schemas.openxmlformats.org/drawingml/2006/picture">
+                  <pic:nvPicPr>
+                    <pic:cNvPr id="1" name=""/>
+                    <pic:cNvPicPr/>
+                  </pic:nvPicPr>
+                  <pic:blipFill>
+                    <a:blip r:embed="rId21"/>
+                    <a:stretch>
+                      <a:fillRect/>
+                    </a:stretch>
+                  </pic:blipFill>
+                  <pic:spPr>
+                    <a:xfrm>
+                      <a:off x="0" y="0"/>
+                      <a:ext cx="6188710" cy="3481070"/>
+                    </a:xfrm>
+                    <a:prstGeom prst="rect">
+                      <a:avLst/>
+                    </a:prstGeom>
+                  </pic:spPr>
+                </pic:pic>
+              </a:graphicData>
+            </a:graphic>
+          </wp:inline>
+        </w:drawing>
+      </w:r>
+    </w:p>
+    <w:p>
+      <w:pPr>
+        <w:pStyle w:val="Text"/>
+        <w:jc w:val="center"/>
+      </w:pPr>
+      <w:r>
+        <w:t>Found “Playstation“ Packet in Wireshark</w:t>
+      </w:r>
+    </w:p>
+    <w:p>
+      <w:pPr>
+        <w:pStyle w:val="Heading"/>
+        <w:rPr>
+          <w:noProof/>
+        </w:rPr>
+      </w:pPr>
+      <w:r>
+        <w:rPr>
+          <w:noProof/>
+        </w:rPr>
+        <w:lastRenderedPageBreak/>
+        <w:t xml:space="preserve">Sniffing </w:t>
+      </w:r>
+      <w:r>
+        <w:rPr>
+          <w:noProof/>
+        </w:rPr>
+        <w:t>Steam</w:t>
+      </w:r>
+      <w:r>
+        <w:rPr>
+          <w:noProof/>
+        </w:rPr>
+        <w:t xml:space="preserve"> Packet</w:t>
+      </w:r>
+    </w:p>
+    <w:p>
+      <w:pPr>
+        <w:pStyle w:val="Seperator"/>
+      </w:pPr>
+    </w:p>
+    <w:p>
+      <w:pPr>
+        <w:pStyle w:val="Text"/>
+      </w:pPr>
+      <w:r>
+        <w:rPr>
+          <w:noProof/>
+        </w:rPr>
+        <w:drawing>
+          <wp:inline distT="0" distB="0" distL="0" distR="0" wp14:anchorId="16EC8390" wp14:editId="43CDF0B7">
+            <wp:extent cx="6188710" cy="3477895"/>
+            <wp:effectExtent l="0" t="0" r="2540" b="8255"/>
+            <wp:docPr id="20" name="Picture 20"/>
+            <wp:cNvGraphicFramePr>
+              <a:graphicFrameLocks xmlns:a="http://schemas.openxmlformats.org/drawingml/2006/main" noChangeAspect="1"/>
+            </wp:cNvGraphicFramePr>
+            <a:graphic xmlns:a="http://schemas.openxmlformats.org/drawingml/2006/main">
+              <a:graphicData uri="http://schemas.openxmlformats.org/drawingml/2006/picture">
+                <pic:pic xmlns:pic="http://schemas.openxmlformats.org/drawingml/2006/picture">
+                  <pic:nvPicPr>
+                    <pic:cNvPr id="1" name=""/>
+                    <pic:cNvPicPr/>
+                  </pic:nvPicPr>
+                  <pic:blipFill>
+                    <a:blip r:embed="rId22"/>
+                    <a:stretch>
+                      <a:fillRect/>
+                    </a:stretch>
+                  </pic:blipFill>
+                  <pic:spPr>
+                    <a:xfrm>
+                      <a:off x="0" y="0"/>
+                      <a:ext cx="6188710" cy="3477895"/>
+                    </a:xfrm>
+                    <a:prstGeom prst="rect">
+                      <a:avLst/>
+                    </a:prstGeom>
+                  </pic:spPr>
+                </pic:pic>
+              </a:graphicData>
+            </a:graphic>
+          </wp:inline>
+        </w:drawing>
+      </w:r>
+    </w:p>
+    <w:p>
+      <w:pPr>
+        <w:pStyle w:val="Text"/>
+        <w:jc w:val="center"/>
+      </w:pPr>
+      <w:r>
+        <w:t xml:space="preserve">Opened </w:t>
+      </w:r>
+      <w:r>
+        <w:t>Steam</w:t>
+      </w:r>
+      <w:r>
+        <w:t xml:space="preserve"> </w:t>
+      </w:r>
+      <w:r>
+        <w:t>Application</w:t>
+      </w:r>
+    </w:p>
+    <w:p>
+      <w:pPr>
+        <w:pStyle w:val="Seperator"/>
+      </w:pPr>
+    </w:p>
+    <w:p>
+      <w:pPr>
+        <w:pStyle w:val="Seperator"/>
+      </w:pPr>
+    </w:p>
+    <w:p>
+      <w:pPr>
+        <w:pStyle w:val="Text"/>
+      </w:pPr>
+      <w:r>
+        <w:rPr>
+          <w:noProof/>
+        </w:rPr>
+        <w:drawing>
+          <wp:inline distT="0" distB="0" distL="0" distR="0" wp14:anchorId="57BBA951" wp14:editId="3BB94697">
+            <wp:extent cx="6188710" cy="3481070"/>
+            <wp:effectExtent l="0" t="0" r="2540" b="5080"/>
+            <wp:docPr id="19" name="Picture 19"/>
+            <wp:cNvGraphicFramePr>
+              <a:graphicFrameLocks xmlns:a="http://schemas.openxmlformats.org/drawingml/2006/main" noChangeAspect="1"/>
+            </wp:cNvGraphicFramePr>
+            <a:graphic xmlns:a="http://schemas.openxmlformats.org/drawingml/2006/main">
+              <a:graphicData uri="http://schemas.openxmlformats.org/drawingml/2006/picture">
+                <pic:pic xmlns:pic="http://schemas.openxmlformats.org/drawingml/2006/picture">
+                  <pic:nvPicPr>
+                    <pic:cNvPr id="1" name=""/>
+                    <pic:cNvPicPr/>
+                  </pic:nvPicPr>
+                  <pic:blipFill>
+                    <a:blip r:embed="rId23"/>
+                    <a:stretch>
+                      <a:fillRect/>
+                    </a:stretch>
+                  </pic:blipFill>
+                  <pic:spPr>
+                    <a:xfrm>
+                      <a:off x="0" y="0"/>
+                      <a:ext cx="6188710" cy="3481070"/>
+                    </a:xfrm>
+                    <a:prstGeom prst="rect">
+                      <a:avLst/>
+                    </a:prstGeom>
+                  </pic:spPr>
+                </pic:pic>
+              </a:graphicData>
+            </a:graphic>
+          </wp:inline>
+        </w:drawing>
+      </w:r>
+    </w:p>
+    <w:p>
+      <w:pPr>
+        <w:pStyle w:val="Text"/>
+        <w:jc w:val="center"/>
+      </w:pPr>
+      <w:r>
+        <w:t>Found “</w:t>
+      </w:r>
+      <w:r>
+        <w:t>Steam</w:t>
+      </w:r>
+      <w:r>
+        <w:t>“ Packet in Wireshark</w:t>
+      </w:r>
+    </w:p>
+    <w:p>
+      <w:pPr>
+        <w:pStyle w:val="Heading"/>
+        <w:rPr>
+          <w:noProof/>
+        </w:rPr>
+      </w:pPr>
+      <w:r>
+        <w:rPr>
+          <w:noProof/>
+        </w:rPr>
+        <w:lastRenderedPageBreak/>
+        <w:t xml:space="preserve">Sniffing </w:t>
+      </w:r>
+      <w:r>
+        <w:rPr>
+          <w:noProof/>
+        </w:rPr>
+        <w:t>Steam</w:t>
+      </w:r>
+      <w:r>
+        <w:rPr>
+          <w:noProof/>
+        </w:rPr>
+        <w:t xml:space="preserve"> Packet</w:t>
+      </w:r>
+    </w:p>
+    <w:p>
+      <w:pPr>
+        <w:pStyle w:val="Seperator"/>
+      </w:pPr>
+    </w:p>
+    <w:p>
+      <w:pPr>
+        <w:pStyle w:val="Text"/>
+        <w:rPr>
+          <w:noProof/>
+        </w:rPr>
+      </w:pPr>
+      <w:r>
+        <w:rPr>
+          <w:noProof/>
+        </w:rPr>
+        <w:drawing>
+          <wp:inline distT="0" distB="0" distL="0" distR="0" wp14:anchorId="5FB94E00" wp14:editId="7009CACD">
+            <wp:extent cx="6188710" cy="3481070"/>
+            <wp:effectExtent l="0" t="0" r="2540" b="5080"/>
+            <wp:docPr id="15" name="Picture 15"/>
+            <wp:cNvGraphicFramePr>
+              <a:graphicFrameLocks xmlns:a="http://schemas.openxmlformats.org/drawingml/2006/main" noChangeAspect="1"/>
+            </wp:cNvGraphicFramePr>
+            <a:graphic xmlns:a="http://schemas.openxmlformats.org/drawingml/2006/main">
+              <a:graphicData uri="http://schemas.openxmlformats.org/drawingml/2006/picture">
+                <pic:pic xmlns:pic="http://schemas.openxmlformats.org/drawingml/2006/picture">
+                  <pic:nvPicPr>
+                    <pic:cNvPr id="1" name=""/>
+                    <pic:cNvPicPr/>
+                  </pic:nvPicPr>
+                  <pic:blipFill>
+                    <a:blip r:embed="rId24"/>
+                    <a:stretch>
+                      <a:fillRect/>
+                    </a:stretch>
+                  </pic:blipFill>
+                  <pic:spPr>
+                    <a:xfrm>
+                      <a:off x="0" y="0"/>
+                      <a:ext cx="6188710" cy="3481070"/>
+                    </a:xfrm>
+                    <a:prstGeom prst="rect">
+                      <a:avLst/>
+                    </a:prstGeom>
+                  </pic:spPr>
+                </pic:pic>
+              </a:graphicData>
+            </a:graphic>
+          </wp:inline>
+        </w:drawing>
+      </w:r>
+    </w:p>
+    <w:p>
+      <w:pPr>
+        <w:pStyle w:val="Text"/>
+        <w:jc w:val="center"/>
+        <w:rPr>
+          <w:noProof/>
+        </w:rPr>
+      </w:pPr>
+      <w:r>
+        <w:t xml:space="preserve">Opened </w:t>
+      </w:r>
+      <w:r>
+        <w:t>Spotify</w:t>
+      </w:r>
+      <w:r>
+        <w:t xml:space="preserve"> Application</w:t>
+      </w:r>
+    </w:p>
+    <w:p>
+      <w:pPr>
+        <w:pStyle w:val="Seperator"/>
+        <w:rPr>
+          <w:noProof/>
+        </w:rPr>
+      </w:pPr>
+    </w:p>
+    <w:p>
+      <w:pPr>
+        <w:pStyle w:val="Text"/>
+      </w:pPr>
+      <w:r>
+        <w:rPr>
+          <w:noProof/>
+        </w:rPr>
+        <w:drawing>
+          <wp:inline distT="0" distB="0" distL="0" distR="0" wp14:anchorId="12922B7B" wp14:editId="0C9DD55A">
+            <wp:extent cx="6188710" cy="2311400"/>
+            <wp:effectExtent l="0" t="0" r="2540" b="0"/>
+            <wp:docPr id="6" name="Picture 6"/>
+            <wp:cNvGraphicFramePr>
+              <a:graphicFrameLocks xmlns:a="http://schemas.openxmlformats.org/drawingml/2006/main" noChangeAspect="1"/>
+            </wp:cNvGraphicFramePr>
+            <a:graphic xmlns:a="http://schemas.openxmlformats.org/drawingml/2006/main">
+              <a:graphicData uri="http://schemas.openxmlformats.org/drawingml/2006/picture">
+                <pic:pic xmlns:pic="http://schemas.openxmlformats.org/drawingml/2006/picture">
+                  <pic:nvPicPr>
+                    <pic:cNvPr id="1" name=""/>
+                    <pic:cNvPicPr/>
+                  </pic:nvPicPr>
+                  <pic:blipFill rotWithShape="1">
+                    <a:blip r:embed="rId25"/>
+                    <a:srcRect b="33601"/>
+                    <a:stretch/>
+                  </pic:blipFill>
+                  <pic:spPr bwMode="auto">
+                    <a:xfrm>
+                      <a:off x="0" y="0"/>
+                      <a:ext cx="6188710" cy="2311400"/>
+                    </a:xfrm>
+                    <a:prstGeom prst="rect">
+                      <a:avLst/>
+                    </a:prstGeom>
+                    <a:ln>
+                      <a:noFill/>
+                    </a:ln>
+                    <a:extLst>
+                      <a:ext uri="{53640926-AAD7-44D8-BBD7-CCE9431645EC}">
+                        <a14:shadowObscured xmlns:a14="http://schemas.microsoft.com/office/drawing/2010/main"/>
+                      </a:ext>
+                    </a:extLst>
+                  </pic:spPr>
+                </pic:pic>
+              </a:graphicData>
+            </a:graphic>
+          </wp:inline>
+        </w:drawing>
+      </w:r>
+    </w:p>
+    <w:p>
+      <w:pPr>
+        <w:pStyle w:val="Text"/>
+        <w:jc w:val="center"/>
+      </w:pPr>
+      <w:r>
+        <w:t>Found “</w:t>
+      </w:r>
+      <w:r>
+        <w:t>Spotify</w:t>
+      </w:r>
+      <w:r>
+        <w:t>“ Packet in Wireshark</w:t>
+      </w:r>
+    </w:p>
+    <w:p>
+      <w:pPr>
+        <w:pStyle w:val="Seperator"/>
+      </w:pPr>
+    </w:p>
+    <w:p>
+      <w:pPr>
+        <w:pStyle w:val="Heading"/>
+      </w:pPr>
+      <w:r>
+        <w:t>Conclusion</w:t>
+      </w:r>
+    </w:p>
+    <w:p>
+      <w:pPr>
+        <w:pStyle w:val="Text"/>
+      </w:pPr>
+      <w:r>
+        <w:t>Wireshark is an indispensable tool for anyone studying computer networks or cybersecurity. It transforms raw network traffic into readable, structured information, enabling learners and professionals to observe how data actually flows across a network. By understanding packet sniffing theory how capture works, the difference between capture and display filters, protocol layering, and the ethical boundaries a student can safely and effectively explore network behavior in a hands-on lab environment.</w:t>
+      </w:r>
     </w:p>
     <w:sectPr>
-      <w:headerReference w:type="even" r:id="rId9"/>
-      <w:headerReference w:type="default" r:id="rId10"/>
-      <w:footerReference w:type="even" r:id="rId11"/>
-      <w:footerReference w:type="default" r:id="rId12"/>
-      <w:headerReference w:type="first" r:id="rId13"/>
-      <w:footerReference w:type="first" r:id="rId14"/>
+      <w:headerReference w:type="even" r:id="rId26"/>
+      <w:headerReference w:type="default" r:id="rId27"/>
+      <w:footerReference w:type="even" r:id="rId28"/>
+      <w:footerReference w:type="default" r:id="rId29"/>
+      <w:headerReference w:type="first" r:id="rId30"/>
+      <w:footerReference w:type="first" r:id="rId31"/>
       <w:type w:val="continuous"/>
       <w:pgSz w:w="11906" w:h="16838"/>
       <w:pgMar w:top="1440" w:right="1080" w:bottom="1440" w:left="1080" w:header="708" w:footer="708" w:gutter="0"/>
@@ -266,19 +3066,11 @@
       </w:sdtPr>
       <w:sdtEndPr/>
       <w:sdtContent>
-        <w:proofErr w:type="spellStart"/>
         <w:r>
           <w:rPr>
             <w:color w:val="000000" w:themeColor="text1"/>
           </w:rPr>
-          <w:t>Abdur</w:t>
-        </w:r>
-        <w:proofErr w:type="spellEnd"/>
-        <w:r>
-          <w:rPr>
-            <w:color w:val="000000" w:themeColor="text1"/>
-          </w:rPr>
-          <w:t xml:space="preserve"> R. Qureshi</w:t>
+          <w:t>Abdur R. Qureshi</w:t>
         </w:r>
       </w:sdtContent>
     </w:sdt>
@@ -2928,6 +5720,25 @@
       <w:lang w:eastAsia="en-IN"/>
     </w:rPr>
   </w:style>
+  <w:style w:type="table" w:styleId="TableGrid">
+    <w:name w:val="Table Grid"/>
+    <w:basedOn w:val="TableNormal"/>
+    <w:uiPriority w:val="39"/>
+    <w:rsid w:val="006729AE"/>
+    <w:pPr>
+      <w:spacing w:after="0" w:line="240" w:lineRule="auto"/>
+    </w:pPr>
+    <w:tblPr>
+      <w:tblBorders>
+        <w:top w:val="single" w:sz="4" w:space="0" w:color="auto"/>
+        <w:left w:val="single" w:sz="4" w:space="0" w:color="auto"/>
+        <w:bottom w:val="single" w:sz="4" w:space="0" w:color="auto"/>
+        <w:right w:val="single" w:sz="4" w:space="0" w:color="auto"/>
+        <w:insideH w:val="single" w:sz="4" w:space="0" w:color="auto"/>
+        <w:insideV w:val="single" w:sz="4" w:space="0" w:color="auto"/>
+      </w:tblBorders>
+    </w:tblPr>
+  </w:style>
 </w:styles>
 </file>
 
@@ -3076,6 +5887,7 @@
     <w:rsid w:val="003D3188"/>
     <w:rsid w:val="004F7305"/>
     <w:rsid w:val="00617012"/>
+    <w:rsid w:val="00623EFC"/>
     <w:rsid w:val="00624FA6"/>
     <w:rsid w:val="006D2E04"/>
     <w:rsid w:val="006D3078"/>
@@ -3085,6 +5897,7 @@
     <w:rsid w:val="00A624F2"/>
     <w:rsid w:val="00AC7174"/>
     <w:rsid w:val="00B7205C"/>
+    <w:rsid w:val="00BA5337"/>
     <w:rsid w:val="00C208BF"/>
     <w:rsid w:val="00C52168"/>
     <w:rsid w:val="00C95DE2"/>
